--- a/CSV108_docx/059_Report_Print_and_Export_Verification_Report.docx
+++ b/CSV108_docx/059_Report_Print_and_Export_Verification_Report.docx
@@ -1912,6 +1912,392 @@
     </w:p>
     <w:p>
       <w:pPr>
+        <w:spacing w:after="120" w:line="300" w:lineRule="auto"/>
+      </w:pPr>
+      <w:r>
+        <w:rPr>
+          <w:rFonts w:ascii="Calibri" w:hAnsi="Calibri"/>
+          <w:b w:val="0"/>
+          <w:i w:val="0"/>
+          <w:color w:val="000000"/>
+          <w:sz w:val="22"/>
+        </w:rPr>
+        <w:t>Report verification covers both content and presentation. A report or export is unacceptable if it hides critical context, truncates values, changes rounding, omits signature/audit-review status, loses filter criteria or cannot be tied back to the source record. Any template correction requires regression of affected report types and at least one representative long-value case.</w:t>
+      </w:r>
+    </w:p>
+    <w:tbl>
+      <w:tblPr>
+        <w:tblStyle w:val="TableGrid"/>
+        <w:tblW w:type="dxa" w:w="9360"/>
+        <w:tblLayout w:type="fixed"/>
+        <w:tblLook w:firstColumn="1" w:firstRow="1" w:lastColumn="0" w:lastRow="0" w:noHBand="0" w:noVBand="1" w:val="04A0"/>
+        <w:tblInd w:w="120" w:type="dxa"/>
+      </w:tblPr>
+      <w:tblGrid>
+        <w:gridCol w:w="4457"/>
+        <w:gridCol w:w="4903"/>
+      </w:tblGrid>
+      <w:tr>
+        <w:trPr>
+          <w:tblHeader w:val="true"/>
+        </w:trPr>
+        <w:tc>
+          <w:tcPr>
+            <w:tcW w:type="dxa" w:w="4457"/>
+            <w:shd w:fill="E8EEF5"/>
+            <w:vAlign w:val="center"/>
+            <w:tcMar>
+              <w:top w:w="80" w:type="dxa"/>
+              <w:bottom w:w="80" w:type="dxa"/>
+              <w:start w:w="120" w:type="dxa"/>
+              <w:end w:w="120" w:type="dxa"/>
+            </w:tcMar>
+          </w:tcPr>
+          <w:p>
+            <w:pPr>
+              <w:spacing w:after="0" w:line="276" w:lineRule="auto"/>
+              <w:jc w:val="left"/>
+            </w:pPr>
+            <w:r/>
+            <w:r>
+              <w:rPr>
+                <w:rFonts w:ascii="Calibri" w:hAnsi="Calibri"/>
+                <w:b/>
+                <w:color w:val="000000"/>
+                <w:sz w:val="19"/>
+              </w:rPr>
+              <w:t>Output verification focus</w:t>
+            </w:r>
+          </w:p>
+        </w:tc>
+        <w:tc>
+          <w:tcPr>
+            <w:tcW w:type="dxa" w:w="4903"/>
+            <w:shd w:fill="E8EEF5"/>
+            <w:vAlign w:val="center"/>
+            <w:tcMar>
+              <w:top w:w="80" w:type="dxa"/>
+              <w:bottom w:w="80" w:type="dxa"/>
+              <w:start w:w="120" w:type="dxa"/>
+              <w:end w:w="120" w:type="dxa"/>
+            </w:tcMar>
+          </w:tcPr>
+          <w:p>
+            <w:pPr>
+              <w:spacing w:after="0" w:line="276" w:lineRule="auto"/>
+              <w:jc w:val="left"/>
+            </w:pPr>
+            <w:r/>
+            <w:r>
+              <w:rPr>
+                <w:rFonts w:ascii="Calibri" w:hAnsi="Calibri"/>
+                <w:b/>
+                <w:color w:val="000000"/>
+                <w:sz w:val="19"/>
+              </w:rPr>
+              <w:t>Acceptance expectation</w:t>
+            </w:r>
+          </w:p>
+        </w:tc>
+      </w:tr>
+      <w:tr>
+        <w:tc>
+          <w:tcPr>
+            <w:tcW w:type="dxa" w:w="4457"/>
+            <w:vAlign w:val="center"/>
+            <w:tcMar>
+              <w:top w:w="80" w:type="dxa"/>
+              <w:bottom w:w="80" w:type="dxa"/>
+              <w:start w:w="120" w:type="dxa"/>
+              <w:end w:w="120" w:type="dxa"/>
+            </w:tcMar>
+          </w:tcPr>
+          <w:p>
+            <w:pPr>
+              <w:spacing w:after="0" w:line="276" w:lineRule="auto"/>
+              <w:jc w:val="left"/>
+            </w:pPr>
+            <w:r/>
+            <w:r>
+              <w:rPr>
+                <w:rFonts w:ascii="Calibri" w:hAnsi="Calibri"/>
+                <w:b w:val="0"/>
+                <w:color w:val="000000"/>
+                <w:sz w:val="19"/>
+              </w:rPr>
+              <w:t>Source match</w:t>
+            </w:r>
+          </w:p>
+        </w:tc>
+        <w:tc>
+          <w:tcPr>
+            <w:tcW w:type="dxa" w:w="4903"/>
+            <w:vAlign w:val="center"/>
+            <w:tcMar>
+              <w:top w:w="80" w:type="dxa"/>
+              <w:bottom w:w="80" w:type="dxa"/>
+              <w:start w:w="120" w:type="dxa"/>
+              <w:end w:w="120" w:type="dxa"/>
+            </w:tcMar>
+          </w:tcPr>
+          <w:p>
+            <w:pPr>
+              <w:spacing w:after="0" w:line="276" w:lineRule="auto"/>
+              <w:jc w:val="left"/>
+            </w:pPr>
+            <w:r/>
+            <w:r>
+              <w:rPr>
+                <w:rFonts w:ascii="Calibri" w:hAnsi="Calibri"/>
+                <w:b w:val="0"/>
+                <w:color w:val="000000"/>
+                <w:sz w:val="19"/>
+              </w:rPr>
+              <w:t>Values, units, limits, status and metadata match approved source record</w:t>
+            </w:r>
+          </w:p>
+        </w:tc>
+      </w:tr>
+      <w:tr>
+        <w:tc>
+          <w:tcPr>
+            <w:tcW w:type="dxa" w:w="4457"/>
+            <w:vAlign w:val="center"/>
+            <w:tcMar>
+              <w:top w:w="80" w:type="dxa"/>
+              <w:bottom w:w="80" w:type="dxa"/>
+              <w:start w:w="120" w:type="dxa"/>
+              <w:end w:w="120" w:type="dxa"/>
+            </w:tcMar>
+          </w:tcPr>
+          <w:p>
+            <w:pPr>
+              <w:spacing w:after="0" w:line="276" w:lineRule="auto"/>
+              <w:jc w:val="left"/>
+            </w:pPr>
+            <w:r/>
+            <w:r>
+              <w:rPr>
+                <w:rFonts w:ascii="Calibri" w:hAnsi="Calibri"/>
+                <w:b w:val="0"/>
+                <w:color w:val="000000"/>
+                <w:sz w:val="19"/>
+              </w:rPr>
+              <w:t>Context completeness</w:t>
+            </w:r>
+          </w:p>
+        </w:tc>
+        <w:tc>
+          <w:tcPr>
+            <w:tcW w:type="dxa" w:w="4903"/>
+            <w:vAlign w:val="center"/>
+            <w:tcMar>
+              <w:top w:w="80" w:type="dxa"/>
+              <w:bottom w:w="80" w:type="dxa"/>
+              <w:start w:w="120" w:type="dxa"/>
+              <w:end w:w="120" w:type="dxa"/>
+            </w:tcMar>
+          </w:tcPr>
+          <w:p>
+            <w:pPr>
+              <w:spacing w:after="0" w:line="276" w:lineRule="auto"/>
+              <w:jc w:val="left"/>
+            </w:pPr>
+            <w:r/>
+            <w:r>
+              <w:rPr>
+                <w:rFonts w:ascii="Calibri" w:hAnsi="Calibri"/>
+                <w:b w:val="0"/>
+                <w:color w:val="000000"/>
+                <w:sz w:val="19"/>
+              </w:rPr>
+              <w:t>Method/specification version, exceptions and signatures are visible</w:t>
+            </w:r>
+          </w:p>
+        </w:tc>
+      </w:tr>
+      <w:tr>
+        <w:tc>
+          <w:tcPr>
+            <w:tcW w:type="dxa" w:w="4457"/>
+            <w:vAlign w:val="center"/>
+            <w:tcMar>
+              <w:top w:w="80" w:type="dxa"/>
+              <w:bottom w:w="80" w:type="dxa"/>
+              <w:start w:w="120" w:type="dxa"/>
+              <w:end w:w="120" w:type="dxa"/>
+            </w:tcMar>
+          </w:tcPr>
+          <w:p>
+            <w:pPr>
+              <w:spacing w:after="0" w:line="276" w:lineRule="auto"/>
+              <w:jc w:val="left"/>
+            </w:pPr>
+            <w:r/>
+            <w:r>
+              <w:rPr>
+                <w:rFonts w:ascii="Calibri" w:hAnsi="Calibri"/>
+                <w:b w:val="0"/>
+                <w:color w:val="000000"/>
+                <w:sz w:val="19"/>
+              </w:rPr>
+              <w:t>Pagination/layout</w:t>
+            </w:r>
+          </w:p>
+        </w:tc>
+        <w:tc>
+          <w:tcPr>
+            <w:tcW w:type="dxa" w:w="4903"/>
+            <w:vAlign w:val="center"/>
+            <w:tcMar>
+              <w:top w:w="80" w:type="dxa"/>
+              <w:bottom w:w="80" w:type="dxa"/>
+              <w:start w:w="120" w:type="dxa"/>
+              <w:end w:w="120" w:type="dxa"/>
+            </w:tcMar>
+          </w:tcPr>
+          <w:p>
+            <w:pPr>
+              <w:spacing w:after="0" w:line="276" w:lineRule="auto"/>
+              <w:jc w:val="left"/>
+            </w:pPr>
+            <w:r/>
+            <w:r>
+              <w:rPr>
+                <w:rFonts w:ascii="Calibri" w:hAnsi="Calibri"/>
+                <w:b w:val="0"/>
+                <w:color w:val="000000"/>
+                <w:sz w:val="19"/>
+              </w:rPr>
+              <w:t>Page numbering, footer and long text do not obscure regulated content</w:t>
+            </w:r>
+          </w:p>
+        </w:tc>
+      </w:tr>
+      <w:tr>
+        <w:tc>
+          <w:tcPr>
+            <w:tcW w:type="dxa" w:w="4457"/>
+            <w:vAlign w:val="center"/>
+            <w:tcMar>
+              <w:top w:w="80" w:type="dxa"/>
+              <w:bottom w:w="80" w:type="dxa"/>
+              <w:start w:w="120" w:type="dxa"/>
+              <w:end w:w="120" w:type="dxa"/>
+            </w:tcMar>
+          </w:tcPr>
+          <w:p>
+            <w:pPr>
+              <w:spacing w:after="0" w:line="276" w:lineRule="auto"/>
+              <w:jc w:val="left"/>
+            </w:pPr>
+            <w:r/>
+            <w:r>
+              <w:rPr>
+                <w:rFonts w:ascii="Calibri" w:hAnsi="Calibri"/>
+                <w:b w:val="0"/>
+                <w:color w:val="000000"/>
+                <w:sz w:val="19"/>
+              </w:rPr>
+              <w:t>Export traceability</w:t>
+            </w:r>
+          </w:p>
+        </w:tc>
+        <w:tc>
+          <w:tcPr>
+            <w:tcW w:type="dxa" w:w="4903"/>
+            <w:vAlign w:val="center"/>
+            <w:tcMar>
+              <w:top w:w="80" w:type="dxa"/>
+              <w:bottom w:w="80" w:type="dxa"/>
+              <w:start w:w="120" w:type="dxa"/>
+              <w:end w:w="120" w:type="dxa"/>
+            </w:tcMar>
+          </w:tcPr>
+          <w:p>
+            <w:pPr>
+              <w:spacing w:after="0" w:line="276" w:lineRule="auto"/>
+              <w:jc w:val="left"/>
+            </w:pPr>
+            <w:r/>
+            <w:r>
+              <w:rPr>
+                <w:rFonts w:ascii="Calibri" w:hAnsi="Calibri"/>
+                <w:b w:val="0"/>
+                <w:color w:val="000000"/>
+                <w:sz w:val="19"/>
+              </w:rPr>
+              <w:t>Requester, filters, generation time and format are retained</w:t>
+            </w:r>
+          </w:p>
+        </w:tc>
+      </w:tr>
+      <w:tr>
+        <w:tc>
+          <w:tcPr>
+            <w:tcW w:type="dxa" w:w="4457"/>
+            <w:vAlign w:val="center"/>
+            <w:tcMar>
+              <w:top w:w="80" w:type="dxa"/>
+              <w:bottom w:w="80" w:type="dxa"/>
+              <w:start w:w="120" w:type="dxa"/>
+              <w:end w:w="120" w:type="dxa"/>
+            </w:tcMar>
+          </w:tcPr>
+          <w:p>
+            <w:pPr>
+              <w:spacing w:after="0" w:line="276" w:lineRule="auto"/>
+              <w:jc w:val="left"/>
+            </w:pPr>
+            <w:r/>
+            <w:r>
+              <w:rPr>
+                <w:rFonts w:ascii="Calibri" w:hAnsi="Calibri"/>
+                <w:b w:val="0"/>
+                <w:color w:val="000000"/>
+                <w:sz w:val="19"/>
+              </w:rPr>
+              <w:t>Regression</w:t>
+            </w:r>
+          </w:p>
+        </w:tc>
+        <w:tc>
+          <w:tcPr>
+            <w:tcW w:type="dxa" w:w="4903"/>
+            <w:vAlign w:val="center"/>
+            <w:tcMar>
+              <w:top w:w="80" w:type="dxa"/>
+              <w:bottom w:w="80" w:type="dxa"/>
+              <w:start w:w="120" w:type="dxa"/>
+              <w:end w:w="120" w:type="dxa"/>
+            </w:tcMar>
+          </w:tcPr>
+          <w:p>
+            <w:pPr>
+              <w:spacing w:after="0" w:line="276" w:lineRule="auto"/>
+              <w:jc w:val="left"/>
+            </w:pPr>
+            <w:r/>
+            <w:r>
+              <w:rPr>
+                <w:rFonts w:ascii="Calibri" w:hAnsi="Calibri"/>
+                <w:b w:val="0"/>
+                <w:color w:val="000000"/>
+                <w:sz w:val="19"/>
+              </w:rPr>
+              <w:t>Template fixes are retested across affected report catalogue</w:t>
+            </w:r>
+          </w:p>
+        </w:tc>
+      </w:tr>
+    </w:tbl>
+    <w:p>
+      <w:pPr>
+        <w:spacing w:after="80"/>
+      </w:pPr>
+    </w:p>
+    <w:p>
+      <w:pPr>
         <w:pStyle w:val="Heading1"/>
       </w:pPr>
       <w:r>
